--- a/docs/paper/stripe-tiles.docx
+++ b/docs/paper/stripe-tiles.docx
@@ -75,7 +75,7 @@
           <w:sz w:val="24"/>
           <w:szCs w:val="24"/>
         </w:rPr>
-        <w:t xml:space="preserve">8 September 2026 · preprint</w:t>
+        <w:t xml:space="preserve">8 September 2026 · preprint · DOI 10.5281/zenodo.22667466</w:t>
       </w:r>
     </w:p>
     <w:p>
